--- a/translations/plh_facilitator_cw/pap/pap_Module 1 - Welcome Session.docx
+++ b/translations/plh_facilitator_cw/pap/pap_Module 1 - Welcome Session.docx
@@ -19,7 +19,7 @@
       </w:pPr>
       <w:r>
         <w:br w:type="textWrapping"/>
-        <w:t xml:space="preserve">Risibí kada mayor ku kariño i entusiasmo ora nan yega na e seshon. </w:t>
+        <w:t xml:space="preserve">Risibí kada mayor/edukadó ku kariño i entusiasmo ora nan yega na e seshon. </w:t>
       </w:r>
     </w:p>
     <w:p>
@@ -27,7 +27,7 @@
         <w:spacing w:line="360" w:lineRule="auto"/>
       </w:pPr>
       <w:r>
-        <w:t xml:space="preserve">Puntra mayornan si nan a pensa riba un meta ku nan a menshoná durante e yamada/mensahe individual promé ku e seshonnan di grupo en persona a kuminsá.</w:t>
+        <w:t xml:space="preserve">Puntra mayornan/edukadónan si nan a pensa riba un meta ku nan a menshoná durante e yamada/mensahe individual promé ku e seshonnan di grupo en persona a kuminsá.</w:t>
         <w:br w:type="textWrapping"/>
       </w:r>
     </w:p>
@@ -39,7 +39,7 @@
       <w:bookmarkStart w:colFirst="0" w:colLast="0" w:name="_s7pkvrdav4ml" w:id="1"/>
       <w:bookmarkEnd w:id="1"/>
       <w:r>
-        <w:t xml:space="preserve">PLACHI DI NÒMBER</w:t>
+        <w:t xml:space="preserve">PLACHI DI NOMBER</w:t>
       </w:r>
     </w:p>
     <w:p>
@@ -47,7 +47,7 @@
         <w:spacing w:line="360" w:lineRule="auto"/>
       </w:pPr>
       <w:r>
-        <w:t xml:space="preserve">Duna kada mayor un plachi di nòmber pa asina tur hende siña e nòmbernan di otronan den e grupo. Tambe ta importante pa bo demonstrá e prinsipio di uso di nòmber pa asina mayornan hasi esaki ku nan mes yunan.</w:t>
+        <w:t xml:space="preserve">Duna kada mayor/edukadó un plachi di nòmber pa asina tur hende siña e nòmbernan di otronan den e grupo. Tambe ta importante pa bo demonstrá e prinsipio di usa nòmber pa asina mayornan/edukadónan hasi esaki ku nan mes yunan.</w:t>
       </w:r>
     </w:p>
     <w:p>
@@ -75,7 +75,7 @@
         <w:t xml:space="preserve">Tuma un Pousa</w:t>
       </w:r>
       <w:r>
-        <w:t xml:space="preserve"> ku e mayornan. Bo por hasié kòrtiku (mas o ménos un minüt):</w:t>
+        <w:t xml:space="preserve"> ku e mayornan/edukadónan. Bo por hasié kòrtiku (mas o ménos un minüt):</w:t>
       </w:r>
     </w:p>
     <w:p>
@@ -183,7 +183,7 @@
         <w:spacing w:line="360" w:lineRule="auto"/>
       </w:pPr>
       <w:r>
-        <w:t xml:space="preserve">Instruí mayornan den un seri di moveshonnan pasando dor di e kurpa di kabes te pia. </w:t>
+        <w:t xml:space="preserve">Instruí mayornan/edukadónan den un seri di moveshonnan pasando dor di e kurpa di kabes te pia. </w:t>
       </w:r>
     </w:p>
     <w:p>
@@ -191,7 +191,7 @@
         <w:spacing w:line="360" w:lineRule="auto"/>
       </w:pPr>
       <w:r>
-        <w:t xml:space="preserve">Ora di siña e ehersisionan físiko ku mayornan pa promé bia, bo mester tin pasenshi i bo mester splika kada moveshon bon kla. </w:t>
+        <w:t xml:space="preserve">Ora bo ta siña mayornan/edukadónan e ehersisionan físiko e promé bia, bo mester tin pasenshi i bo mester splika kada moveshon bon kla. </w:t>
       </w:r>
     </w:p>
     <w:p>
@@ -212,7 +212,7 @@
         <w:spacing w:line="360" w:lineRule="auto"/>
       </w:pPr>
       <w:r>
-        <w:t xml:space="preserve">Hopi di e mayornan no ta kustumbrá di move nan kurpa i lo tin mester di enkurashamentu i mas guia ku bo ta spera. </w:t>
+        <w:t xml:space="preserve">Hopi di e mayornan/edukadónan no ta kustumbrá di move nan kurpa i lo mester enkurashá i guia nan, mas ku bo ta spera. </w:t>
       </w:r>
     </w:p>
     <w:p>
@@ -220,7 +220,7 @@
         <w:spacing w:line="360" w:lineRule="auto"/>
       </w:pPr>
       <w:r>
-        <w:t xml:space="preserve">Si un hende mester sinta, bo mester enkurash'é pa partisipá mas mihó posibel for di un posishon sintá. </w:t>
+        <w:t xml:space="preserve">Si un hende mester sinta, bo mester enkurash'é pa e partisipá mas mihó posibel sintá. </w:t>
       </w:r>
     </w:p>
     <w:p>
@@ -264,7 +264,7 @@
         <w:spacing w:line="360" w:lineRule="auto"/>
       </w:pPr>
       <w:r>
-        <w:t xml:space="preserve">Segun bo ta guia ehersisionan kada seshon, e mayornan gradualmente lo bira mas kómodo ku e moveshonnan</w:t>
+        <w:t xml:space="preserve">Segun bo ta guia e ehersisionan durante kada seshon, e mayornan/edukadónan gradualmente lo bira mas kómodo ku e moveshonnan</w:t>
       </w:r>
     </w:p>
     <w:p>
@@ -277,7 +277,7 @@
         <w:pStyle w:val="P68B1DB1-Normal1"/>
       </w:pPr>
       <w:r>
-        <w:t xml:space="preserve">Enkurashá mayornan pa hasi e ehersisionan físiko na kas riba un base kontínuo. </w:t>
+        <w:t xml:space="preserve">Enkurashá mayornan/edukadónan pa hasi e ehersisionan físiko na kas riba un base kontínuo. </w:t>
       </w:r>
     </w:p>
     <w:p>
@@ -479,7 +479,7 @@
               <w:jc w:val="center"/>
             </w:pPr>
             <w:r>
-              <w:t xml:space="preserve">Strèk den bo bandanan robes i drechi </w:t>
+              <w:t xml:space="preserve">Strèk na banda robes i drechi </w:t>
             </w:r>
           </w:p>
           <w:p>
@@ -1081,7 +1081,7 @@
               <w:jc w:val="center"/>
             </w:pPr>
             <w:r>
-              <w:t xml:space="preserve">Laga tur kos lòs, suplando rosea saka afó usando zonido duru. (4 biaha)</w:t>
+              <w:t xml:space="preserve">Laga tur kos lòs, supla rosea saka afó ku zonido duru. (4 biaha)</w:t>
             </w:r>
           </w:p>
         </w:tc>
@@ -1711,7 +1711,7 @@
               <w:jc w:val="center"/>
             </w:pPr>
             <w:r>
-              <w:t xml:space="preserve">Pone un pia riba suela bo dilanti. Drei bo ènkel manda pafó i paden. Despues di 4 sírkulo den direkshon, kambia di pia. </w:t>
+              <w:t xml:space="preserve">Pone un pia riba suela bo dilanti. Drei bo ènkel manda pafó i paden. Despues di 4 sírkulo den kada direkshon, kambia di pia. </w:t>
             </w:r>
           </w:p>
         </w:tc>
@@ -2226,7 +2226,7 @@
               <w:pStyle w:val="P68B1DB1-Normal2"/>
             </w:pPr>
             <w:r>
-              <w:t xml:space="preserve">Halamentu Final di Rosea</w:t>
+              <w:t xml:space="preserve">Hala Rosea na Final</w:t>
             </w:r>
           </w:p>
         </w:tc>
@@ -2322,7 +2322,7 @@
               <w:jc w:val="center"/>
             </w:pPr>
             <w:r>
-              <w:t xml:space="preserve">Hisa bo brasanan riba bo kabes halando rosea aden. Pokopoko laga bo mannan baha bai abou banda di bo, segun ku bo ta hala rosea afó. Para ku bo wowonan será i nota kon bo kurpa ta sinti awor. </w:t>
+              <w:t xml:space="preserve">Hisa bo brasanan riba bo kabes i hala rosea aden. Pokopoko baha bo mannan abou na banda di bo kurpa, segun ku bo ta saka rosea afó. Para ku bo wowonan será i nota kon bo kurpa ta sinti awor. </w:t>
             </w:r>
           </w:p>
         </w:tc>
@@ -2441,7 +2441,7 @@
         <w:spacing w:after="200" w:line="360" w:lineRule="auto"/>
       </w:pPr>
       <w:r>
-        <w:t xml:space="preserve">Perkurá pa menshoná tur komponente di e programa i enfatisá e importansia di kon e vários seshonnan por agregá balor pa e partisipantenan.</w:t>
+        <w:t xml:space="preserve">Sòru menshoná tur komponente di e programa i enfatisá e importansia di e balor agregá ku e vários seshonnan por duna e partisipantenan.</w:t>
       </w:r>
     </w:p>
     <w:p>
@@ -2493,7 +2493,7 @@
         <w:spacing w:after="200" w:line="360" w:lineRule="auto"/>
       </w:pPr>
       <w:r>
-        <w:t xml:space="preserve">Establesé Reglanan Básiko pa yuda hasi e programa un lugá seif pa siña huntu. Pidi e partisipantenan pa pensa kiko ta importante pa nan sinti nan mes kómodo i respetá, i pa sinti nan mes seif i sostené den e grupo. </w:t>
+        <w:t xml:space="preserve">Establesé Reglanan Básiko pa yuda hasi e programa un lugá seif pa siña huntu. Pidi e partisipantenan pa pensa kiko ta importante pa nan por sinti nan mes kómodo i respetá, i pa sinti nan mes seif i sostené den e grupo. </w:t>
       </w:r>
     </w:p>
     <w:p>
@@ -2514,7 +2514,7 @@
         <w:fldChar w:fldCharType="end"/>
       </w:r>
       <w:r>
-        <w:t xml:space="preserve"> ta un programa spesial! E ta trese edukadónan huntu pa siña i kompartí eksperenshanan komun di edukashon familiar ku otro. Ta importante pa e grupo pone reglanan básiko tokante kon nan lo sòru pa nan tempu i eksperenshanan huntu ta fruktífero. Mester desaroyá e reglanan aki komo un grupo i e grupo mester karga nan. </w:t>
+        <w:t xml:space="preserve"> ta un programa spesial! E ta trese mayornan/edukadónan huntu pa siña i kompartí eksperenshanan komun di edukashon familiar ku otro. Ta importante pa e grupo pone reglanan básiko tokante kon nan lo sòru pa nan tempu i eksperenshanan huntu ta fruktífero. Mester desaroyá e reglanan aki komo grupo i e grupo mester karga nan. </w:t>
       </w:r>
     </w:p>
     <w:p>
@@ -2523,7 +2523,7 @@
         <w:spacing w:after="200" w:line="360" w:lineRule="auto"/>
       </w:pPr>
       <w:r>
-        <w:t xml:space="preserve">Reglanan básiko tambe ta útil pa yuda bo dirigí e seshonnan akí komo fasilitadó. Nan por ta útil ora di rekordá partisipantenan ku </w:t>
+        <w:t xml:space="preserve">Reglanan básiko tambe ta útil pa yudá bo dirigí e seshonnan akí komo fasilitadó. Nan por ta útil ora di rekordá partisipantenan ku </w:t>
       </w:r>
       <w:r>
         <w:rPr>
@@ -2654,7 +2654,7 @@
         <w:pStyle w:val="P68B1DB1-Normal3"/>
       </w:pPr>
       <w:r>
-        <w:t xml:space="preserve">Tene na kuenta: Bo por agregá mas regla básiko na e listanan despues den e seshon ora ku e partisipantenan ta komprondé e komponentenan di e programa mihó.</w:t>
+        <w:t xml:space="preserve">Tene na kuenta: Bo por agregá, despues den e seshon, mas regla básiko na e listanan ora ku e partisipantenan ta komprondé e komponentenan di e programa mihó.</w:t>
       </w:r>
     </w:p>
     <w:p>
@@ -2680,7 +2680,7 @@
         <w:t xml:space="preserve">Sòru pa Reglanan Básiko deskribí un komportashon positivo. </w:t>
       </w:r>
       <w:r>
-        <w:t xml:space="preserve">Por ehèmpel, en bes di tin un regla pa seshonnan en persona di ‘No papia na bo telefòn durante e seshon di grupo,’ e regla por ta ‘Tene bo telefòn riba modo silensioso i tuma kualke yamada di telefòn urgente pafó di e sala di entrenamentu.’</w:t>
+        <w:t xml:space="preserve">Por ehèmpel, na lugá di e regla pa seshonnan en persona di ‘No papia na bo telefòn durante e seshon di grupo,’ e regla por ta ‘Tene bo telefòn riba modo silensioso i tuma kualke yamada di telefòn urgente pafó di e sala di entrenamentu.’</w:t>
       </w:r>
     </w:p>
     <w:p>
@@ -2699,7 +2699,7 @@
         </w:rPr>
       </w:pPr>
       <w:r>
-        <w:t xml:space="preserve">Bo por pidi partisipantenan pa krea reglanan riba asuntunan spesífiko manera yega na tempu, uso di telefòn selular, rèspèt, konfidensialidat, èts.</w:t>
+        <w:t xml:space="preserve">Bo por pidi partisipantenan pa traha reglanan riba asuntunan spesífiko manera yega na tempu, uso di telefòn selular, rèspèt, konfidensialidat, èts.</w:t>
       </w:r>
     </w:p>
     <w:p>

--- a/translations/plh_facilitator_cw/pap/pap_Module 1 - Welcome Session.docx
+++ b/translations/plh_facilitator_cw/pap/pap_Module 1 - Welcome Session.docx
@@ -2680,7 +2680,7 @@
         <w:t xml:space="preserve">Sòru pa Reglanan Básiko deskribí un komportashon positivo. </w:t>
       </w:r>
       <w:r>
-        <w:t xml:space="preserve">Por ehèmpel, na lugá di e regla pa seshonnan en persona di ‘No papia na bo telefòn durante e seshon di grupo,’ e regla por ta ‘Tene bo telefòn riba modo silensioso i tuma kualke yamada di telefòn urgente pafó di e sala di entrenamentu.’</w:t>
+        <w:t xml:space="preserve">Por ehèmpel, na lugá di e regla pa seshonnan en persona di ‘No papia na bo telefòn durante e seshon di grupo,’ e regla por ta ‘Tene bo telefòn riba 'silent' i tuma kualke yamada di telefòn urgente pafó di e sala di entrenamentu.’</w:t>
       </w:r>
     </w:p>
     <w:p>
@@ -2718,7 +2718,7 @@
         </w:rPr>
       </w:pPr>
       <w:r>
-        <w:t xml:space="preserve">Bo por ripití loke bo ta tende i eksplorá e reglanan pa ta sigur ku tur hende den e grupo ta di akuerdo i a komprondé. Por ehèmpel, si un hende menshoná “Rèspèt”, puntr’é kiko esei ta nifiká p’e. Ki tipo di komportashon ta mustra “Rèspèt”? </w:t>
+        <w:t xml:space="preserve">Bo por ripití loke bo ta tende i pasa dor di e reglanan pa ta sigur ku tur hende den e grupo ta di akuerdo i a komprondé. Por ehèmpel, si un hende menshoná “Rèspèt”, puntr’é kiko esei ta nifiká p’e. Ki tipo di komportashon ta mustra “Rèspèt”? </w:t>
       </w:r>
     </w:p>
     <w:p>
@@ -2790,7 +2790,7 @@
         <w:pStyle w:val="P68B1DB1-Normal3"/>
       </w:pPr>
       <w:r>
-        <w:t xml:space="preserve">Bo por agregá esakinan despues ku e partisipantenan a kompartí nan mes reglanan (awor òf despues den e seshon ora e partisipantenan siña mas tokante e komponentenan di e programa).</w:t>
+        <w:t xml:space="preserve">Bo por agregá esakinan despues ku e partisipantenan a kompartí nan mes reglanan (awor òf despues den e seshon, ora e partisipantenan siña mas tokante e komponentenan di e programa).</w:t>
       </w:r>
     </w:p>
     <w:p>
@@ -2886,7 +2886,7 @@
         </w:rPr>
       </w:pPr>
       <w:r>
-        <w:t xml:space="preserve">Respetá e privasidat di potrètnan i vidionan personal mandá den e grupo di 'chat'.</w:t>
+        <w:t xml:space="preserve">Respetá privasidat di potrètnan i vidionan personal mandá den e grupo di 'chat'.</w:t>
       </w:r>
     </w:p>
     <w:p>
@@ -2916,7 +2916,7 @@
         </w:rPr>
       </w:pPr>
       <w:r>
-        <w:t xml:space="preserve">Reglanan básiko ku por ta riba sea e papel di e seshon di 'chat' òf e papel di e seshon en persona:</w:t>
+        <w:t xml:space="preserve">Reglanan básiko ku por ta riba e papel di e seshon di 'chat' òf e papel di e seshon en persona:</w:t>
       </w:r>
     </w:p>
     <w:p>
@@ -3004,7 +3004,7 @@
         </w:rPr>
       </w:pPr>
       <w:r>
-        <w:t xml:space="preserve">Loke nos ta bisa den e grupo, ta keda den e grupo – tantu en persona komo online.</w:t>
+        <w:t xml:space="preserve">Loke nos ta bisa den e grupo, ta keda den e grupo – tantu en persona komo 'online'.</w:t>
       </w:r>
     </w:p>
     <w:p>
@@ -3022,7 +3022,7 @@
         </w:rPr>
       </w:pPr>
       <w:r>
-        <w:t xml:space="preserve">Kompartí solamente loke bo ta sinti bo kómodo pa kompartí.</w:t>
+        <w:t xml:space="preserve">Kompartí solamente loke bo ta sintí bo kómodo pa kompartí.</w:t>
       </w:r>
     </w:p>
     <w:p>
@@ -3040,7 +3040,7 @@
         </w:rPr>
       </w:pPr>
       <w:r>
-        <w:t xml:space="preserve">Sinti bo liber pa hasi kualke pregunta!</w:t>
+        <w:t xml:space="preserve">Sintí bo liber pa hasi kualke pregunta!</w:t>
       </w:r>
     </w:p>
     <w:p>
@@ -3052,7 +3052,7 @@
         <w:pStyle w:val="P68B1DB1-Normal2"/>
       </w:pPr>
       <w:r>
-        <w:t xml:space="preserve">TUMA NOTA! Warda e Reglanan Básiko i hasi nan visibel riba e muraya den e sala pa tur e dos seshonnan en persona i kompartí potrètnan di e reglanan di básiko den e grupo di 'chat' di WhatsApp.</w:t>
+        <w:t xml:space="preserve">TUMA NOTA! 'Save' e Reglanan Básiko i proyektá/plak nan riba e muraya den e sala pa tur e dos seshonnan en persona i kompartí potrètnan di e reglanan básiko den e grupo di 'chat' di WhatsApp.</w:t>
       </w:r>
     </w:p>
     <w:p>
@@ -3083,10 +3083,10 @@
         <w:rPr>
           <w:b w:val="1"/>
         </w:rPr>
-        <w:t xml:space="preserve">Mantenshon di konfidensialidat: </w:t>
-      </w:r>
-      <w:r>
-        <w:t xml:space="preserve">Ta importante for di kuminsamentu pa ta kla tokante kiko ta bon pa kompartí ku otronan pafó di e grupo i kiko nò:</w:t>
+        <w:t xml:space="preserve">Mantené konfidensialidat: </w:t>
+      </w:r>
+      <w:r>
+        <w:t xml:space="preserve">Ta importante for di kuminsamentu, pa ta kla tokante kiko ta oké pa kompartí ku otronan pafó di e grupo i kiko nò:</w:t>
       </w:r>
     </w:p>
     <w:p>
@@ -3110,7 +3110,7 @@
         <w:fldChar w:fldCharType="end"/>
       </w:r>
       <w:r>
-        <w:t xml:space="preserve"> , nos ta bini huntu pa kompartí eksperensianan tokante nos famianan. Pa por garantisá ku tur hende ta sinti nan mes sufisiente kómodo pa partisipá den e grupo, ta importante pa konfia ku nos historianan personal – spesialmente e kosnan ku nos ta sinti ku ta un reto – ningun hende lo no ripití pafó di e grupo. Naturalmente kompartí siñansa nobo i informashon positivo ta mashá bon!</w:t>
+        <w:t xml:space="preserve"> , nos ta bini huntu pa kompartí eksperensianan tokante nos famianan. Pa por garantisá ku tur hende ta sinti nan mes sufisiente kómodo pa partisipá den e grupo, ta importante pa konfia ku lo no ripití nos historianan personal – spesialmente e kosnan ku nos ta sinti ku ta un reto – pafó di e grupo. Naturalmente ta mashá bon pa kompartí kosnan nobo ku a siña i informashon positivo!</w:t>
       </w:r>
     </w:p>
     <w:p>
@@ -3121,10 +3121,10 @@
         <w:rPr>
           <w:b w:val="1"/>
         </w:rPr>
-        <w:t xml:space="preserve">Kibramentu di konfidensialidat: </w:t>
-      </w:r>
-      <w:r>
-        <w:t xml:space="preserve">Tambe ta importante pa tuma nota ku sí por kibra konfidensialidat den kasonan kaminda un partisipante ta divulgá òf mustra evidensia di abusu òf eksplotashon físiko, seksual òf emoshonal serio, òf menasanan ku por hiba na e tipo di dañonan ei.</w:t>
+        <w:t xml:space="preserve">Kibra konfidensialidat: </w:t>
+      </w:r>
+      <w:r>
+        <w:t xml:space="preserve">Tambe ta importante pa tuma nota ku por kibra konfidensialidat den kasonan kaminda un partisipante ta revelá òf mustra evidensia di abusu físiko, seksual òf emoshonal serio, òf eksplotashon, òf menasanan di e tipo di dañonan ei.</w:t>
       </w:r>
     </w:p>
     <w:p>
@@ -3133,7 +3133,7 @@
         <w:ind w:left="720" w:firstLine="0"/>
       </w:pPr>
       <w:r>
-        <w:t xml:space="preserve">Splika ku un fasilitadó mester kibra konfidensialidat si tin un intento òf menasa ku un persona por hasi su mes daño òf menasa di suisidio i chèns di daño serio na otronan. Ora esaki sosodé, e fasilitadó lo papia ku e persona ei den privá i tur dos por buska yudansa serka un supervisor òf dunadó di yudansa lokal (perkurá pa bo tin e detayenan di servisionan lokal relevante na kua por referí).    </w:t>
+        <w:t xml:space="preserve">Splika ku un fasilitadó mester kibra konfidensialidat si tin un intento òf menasa ku un persona por hasi su mes daño òf menasa di suisidio i chèns di daño serio na otronan. Ora esaki sosodé, e fasilitadó lo papia ku e persona ei den privá i tur dos por buska yudansa serka un supervisor òf dunadó di yudansa lokal (perkurá pa bo tin e detayenan di servisionan lokal relevante unda por referí).    </w:t>
       </w:r>
     </w:p>
     <w:p>
@@ -3209,7 +3209,7 @@
       <w:bookmarkStart w:colFirst="0" w:colLast="0" w:name="_3j2qqm3" w:id="16"/>
       <w:bookmarkEnd w:id="16"/>
       <w:r>
-        <w:t xml:space="preserve">METANAN DI MAYORNAN – DIKON NOS TA AKÍ? </w:t>
+        <w:t xml:space="preserve">METANAN DI MAYORNAN/EDUKADONAN – PA KI MOTIBU NOS TA AKÍ? </w:t>
       </w:r>
     </w:p>
     <w:p>
@@ -3218,7 +3218,7 @@
       </w:pPr>
       <w:r>
         <w:br w:type="textWrapping"/>
-        <w:t xml:space="preserve">Despues di establesé Reglanan Básiko pa traha huntu, permití mayornan introdusí nan mes na otro i kompartí e metanan ku a menshoná durante e yamada di telefòn individual promé ku e seshonnan di grupo en persona. </w:t>
+        <w:t xml:space="preserve">Despues di establesé Reglanan Básiko pa traha huntu, permití mayornan/edukadónan introdusí nan mes na otro i kompartí e metanan ku a menshoná durante e yamada di telefòn individual promé ku e seshonnan di grupo en persona. </w:t>
       </w:r>
     </w:p>
     <w:p>
@@ -3226,7 +3226,7 @@
         <w:spacing w:line="360" w:lineRule="auto"/>
       </w:pPr>
       <w:r>
-        <w:t xml:space="preserve">Kada mayor mester a pensa riba un meta </w:t>
+        <w:t xml:space="preserve">Kada mayor/edukadó mester a pensa riba un meta </w:t>
       </w:r>
       <w:r>
         <w:rPr>
@@ -3235,7 +3235,7 @@
         <w:t xml:space="preserve">spesífiko, positivo i realístiko </w:t>
       </w:r>
       <w:r>
-        <w:t xml:space="preserve">despues di e yamada di telefòn individual ku bo a hasi ku nan promé ku e seshonnan di grupo a kuminsá. </w:t>
+        <w:t xml:space="preserve">despues di e yamada di telefòn individual ku bo a hasi ku nan promé ku e seshonnan den grupo a kuminsá.</w:t>
       </w:r>
     </w:p>
     <w:p>
@@ -3243,7 +3243,7 @@
         <w:spacing w:line="360" w:lineRule="auto"/>
       </w:pPr>
       <w:r>
-        <w:t xml:space="preserve">Durante e parti akí di e aktividat, mayornan tin e oportunidat pa kompartí e metanan akí ku otro. Nan por asta ripará ku nan tin metanan similar.</w:t>
+        <w:t xml:space="preserve">Durante e parti akí di e aktividat, mayornan/edukadónan tin e oportunidat pa kompartí e metanan akí ku otro. Nan por asta ripará ku nan tin metanan similar.</w:t>
       </w:r>
     </w:p>
     <w:p>
@@ -3251,7 +3251,7 @@
         <w:spacing w:line="360" w:lineRule="auto"/>
       </w:pPr>
       <w:r>
-        <w:t xml:space="preserve">Tambe ta bon si un mayor ke kambia su meta. Djis sòru pa e meta ta </w:t>
+        <w:t xml:space="preserve">Tambe ta bon si un mayor/edukadó ke kambia su meta. Djis sòru pa e meta ta </w:t>
       </w:r>
       <w:r>
         <w:rPr>
@@ -3260,7 +3260,7 @@
         <w:t xml:space="preserve">positivo, spesífiko i realístiko. </w:t>
       </w:r>
       <w:r>
-        <w:t xml:space="preserve">Ora bo ta skucha e metanan di e mayornan, puntra bo mes:</w:t>
+        <w:t xml:space="preserve">Ora bo ta skucha e metanan di e mayornan/edukadónan, puntra bo mes:</w:t>
       </w:r>
     </w:p>
     <w:p>
@@ -3319,7 +3319,7 @@
         <w:spacing w:line="360" w:lineRule="auto"/>
       </w:pPr>
       <w:r>
-        <w:t xml:space="preserve">Si e metanan ta negativo, vago òf no práktiko, usa preguntanan habrí pa guia e mayor na un meta mas apropiá.</w:t>
+        <w:t xml:space="preserve">Si e metanan ta negativo, vago òf no ta práktiko, usa preguntanan habrí pa guia e mayor/edukadó na un meta mas apropiá.</w:t>
       </w:r>
     </w:p>
     <w:p>
@@ -3340,7 +3340,7 @@
         <w:pStyle w:val="P68B1DB1-Normal2"/>
       </w:pPr>
       <w:r>
-        <w:t xml:space="preserve">Durante e aktividat akí ta enkurashá mayornan pa:</w:t>
+        <w:t xml:space="preserve">Durante e aktividat akí ta enkurashá mayornan/edukadónan pa:</w:t>
       </w:r>
     </w:p>
     <w:p>
@@ -3402,7 +3402,7 @@
         <w:spacing w:line="360" w:lineRule="auto"/>
       </w:pPr>
       <w:r>
-        <w:t xml:space="preserve">Bo por bisa mayornan tambe ku e ta oké si nan metanan kambia den transkurso di e programa. </w:t>
+        <w:t xml:space="preserve">Bo por bisa mayornan/edukadónan tambe ku e ta oké si nan metanan kambia den transkurso di e programa. </w:t>
       </w:r>
     </w:p>
     <w:p>
@@ -3410,7 +3410,7 @@
         <w:spacing w:line="360" w:lineRule="auto"/>
       </w:pPr>
       <w:r>
-        <w:t xml:space="preserve">Kada bes ku bo realisá ku un mayor a logra su meta, bo mester duna atenshon na e logro maravioso akí ku hopi elogio. </w:t>
+        <w:t xml:space="preserve">Kada bes ku bo realisá ku un mayor/edukadó a logra su meta, bo mester duna atenshon na e logro maravioso akí ku hopi elogio. </w:t>
       </w:r>
     </w:p>
     <w:p>
@@ -3418,7 +3418,7 @@
         <w:spacing w:line="360" w:lineRule="auto"/>
       </w:pPr>
       <w:r>
-        <w:t xml:space="preserve">Bo por puntra e mayor tambe kiko e ta kere a yud’é logra e meta akí. Despues pone un meta nobo ku e mayor!</w:t>
+        <w:t xml:space="preserve">Bo por puntra e mayor/edukadó tambe kiko e ta kere a yud’é logra e meta akí. Despues pone un meta nobo ku e mayor/edukadó!</w:t>
       </w:r>
     </w:p>
     <w:tbl>
@@ -3478,7 +3478,7 @@
               </w:rPr>
             </w:pPr>
             <w:r>
-              <w:t xml:space="preserve">Mester registrá tur e metanan riba un 'flipchart' i mester revisá esakinan despues ku a kompartí nan den grupo. Tin bia, mayornan lo kompartí metanan similar òf deskubrí algu nobo!</w:t>
+              <w:t xml:space="preserve">Mester registrá tur e metanan riba un 'flipchart' i mester revisá esakinan despues ku a kompartí nan den grupo. Tin bia, mayornan/edukadónan lo kompartí metanan similar òf deskubrí algu nobo!</w:t>
             </w:r>
           </w:p>
         </w:tc>
@@ -3528,7 +3528,7 @@
       <w:bookmarkStart w:colFirst="0" w:colLast="0" w:name="_tq149vd3xm9v" w:id="20"/>
       <w:bookmarkEnd w:id="20"/>
       <w:r>
-        <w:t xml:space="preserve">1.3 | LES IMPORTANTE: TEMPU PA ABO KU BO YU (50 MIN) </w:t>
+        <w:t xml:space="preserve">1.3 | LES IMPORTANTE: TEMPU-PA ABO-KU BO YU (50 MIN) </w:t>
       </w:r>
     </w:p>
     <w:p>
@@ -3550,7 +3550,7 @@
       </w:pPr>
       <w:r>
         <w:br w:type="textWrapping"/>
-        <w:t xml:space="preserve">Introdusí brevemente e meta prinsipal di e lès sentral na e mayornan. Bo por bisa algu manera:</w:t>
+        <w:t xml:space="preserve">Introdusí brevemente e meta prinsipal di e lès importante na e mayornan/edukadónan. Bo por bisa algu manera:</w:t>
       </w:r>
     </w:p>
     <w:p>
@@ -3564,7 +3564,7 @@
       </w:pPr>
       <w:r>
         <w:br w:type="textWrapping"/>
-        <w:t xml:space="preserve">“E meta prinsipal di awe ta pa siña kon nos por konstruí relashonnan positivo ku nos yunan dor di pasa tempu pa abo ku bo yu. Laga nos wak un historia riba vidio…”</w:t>
+        <w:t xml:space="preserve">“E meta prinsipal di awe ta pa siña kon nos por konstruí relashonnan positivo ku nos yunan dor di pasa Tempu-pa Abo-ku Bo yu. Laga nos wak un historia riba vidio…”</w:t>
       </w:r>
     </w:p>
     <w:p>
@@ -3608,7 +3608,7 @@
       <w:bookmarkStart w:colFirst="0" w:colLast="0" w:name="_n1vesqdexp3b" w:id="25"/>
       <w:bookmarkEnd w:id="25"/>
       <w:r>
-        <w:t xml:space="preserve">HISTORIA RIBA VIDIO 1: TEMPU PA ABO KU BO YU</w:t>
+        <w:t xml:space="preserve">HISTORIA RIBA VIDIO 1: TEMPU-PA ABO-KU BO YU</w:t>
       </w:r>
     </w:p>
     <w:p>
@@ -3620,7 +3620,7 @@
         <w:pStyle w:val="P68B1DB1-Normal3"/>
       </w:pPr>
       <w:r>
-        <w:t xml:space="preserve">Mustra e vidio di tata i yu ku a pasa tempu ku otro.</w:t>
+        <w:t xml:space="preserve">Mustra e vidio di tata i yu ku a pasa Tempu-pa Abo-ku Bo yu huntu.</w:t>
       </w:r>
     </w:p>
     <w:p>
@@ -3656,7 +3656,7 @@
         <w:spacing w:after="0" w:line="360" w:lineRule="auto"/>
       </w:pPr>
       <w:r>
-        <w:t xml:space="preserve">Despues di wak e vidio huntu, fasilitá un diskushon ku e grupo. Lo bo tin ku reformulá e preguntanan i tambe duna sufisiente tempu pa mayornan kontestá.</w:t>
+        <w:t xml:space="preserve">Despues di wak e vidio huntu, fasilitá un diskushon ku e grupo. Lo bo tin ku reformulá e preguntanan i tambe duna sufisiente tempu pa mayornan/edukadónan kontestá.</w:t>
       </w:r>
     </w:p>
     <w:p>
@@ -3666,7 +3666,7 @@
       </w:pPr>
       <w:r>
         <w:br w:type="textWrapping"/>
-        <w:t xml:space="preserve">Preguntanan di guia tokante e vidio pa diskushon:</w:t>
+        <w:t xml:space="preserve">Preguntanan pa guia e diskushon di e vidio:</w:t>
       </w:r>
     </w:p>
     <w:p>
@@ -3680,7 +3680,7 @@
         <w:jc w:val="left"/>
       </w:pPr>
       <w:r>
-        <w:t xml:space="preserve">Kon Roberto ta introdusí Tempu pa e ku su yu?</w:t>
+        <w:t xml:space="preserve">Kon Roberto ta introdusí Tempu-pa Abo-ku Bo yu?</w:t>
       </w:r>
     </w:p>
     <w:p>
@@ -3694,7 +3694,7 @@
         <w:jc w:val="left"/>
       </w:pPr>
       <w:r>
-        <w:t xml:space="preserve">Dikon Roberto a bisa kon largu Tempu pa e ku su yu lo ta? </w:t>
+        <w:t xml:space="preserve">Dikon Roberto a bisa kon largu Tempu-pa Abo-ku Bo yu lo ta? </w:t>
       </w:r>
     </w:p>
     <w:p>
@@ -3732,7 +3732,7 @@
         <w:jc w:val="left"/>
       </w:pPr>
       <w:r>
-        <w:t xml:space="preserve">Durante e diskushon, kòrda konektá kontesta na e Komponentenan Básiko pa Pasa Tempu abo ku bo yu. Skibi e komponentenan básiko akí bon kla riba e 'flip chart':</w:t>
+        <w:t xml:space="preserve">Durante e diskushon, kòrda konektá e kontestanan na e Komponentenan Básiko di pasa Tempu-pa Abo-ku Bo yu. Skibi e komponentenan básiko aki bon kla riba e 'flip chart':</w:t>
       </w:r>
     </w:p>
     <w:p>
@@ -3745,7 +3745,7 @@
         </w:rPr>
       </w:pPr>
       <w:r>
-        <w:t xml:space="preserve">KOMPONENTENAN BÁSIKO (mucha mas chikí)</w:t>
+        <w:t xml:space="preserve">KOMPONENTENAN BASIKO (mucha mas chikí)</w:t>
       </w:r>
     </w:p>
     <w:p>
@@ -3759,7 +3759,7 @@
         <w:jc w:val="left"/>
       </w:pPr>
       <w:r>
-        <w:t xml:space="preserve">Tempu pa abo ku bo yu ta un tempu spesial ku abo i bo yu ta pasa huntu hasiendo algu agradabel. </w:t>
+        <w:t xml:space="preserve">Tempu-pa Abo-ku Bo yu ta un tempu spesial ku abo i bo yu ta pasa huntu ta hasi algu agradabel. </w:t>
       </w:r>
     </w:p>
     <w:p>
@@ -3773,7 +3773,7 @@
         <w:jc w:val="left"/>
       </w:pPr>
       <w:r>
-        <w:t xml:space="preserve">Sigui e guia di bo yu durante Tempu pa abo ku bo yu.</w:t>
+        <w:t xml:space="preserve">Sigui e guia di bo yu durante Tempu-pa Abo-ku Bo yu.</w:t>
       </w:r>
     </w:p>
     <w:p>
@@ -3880,7 +3880,7 @@
         </w:rPr>
       </w:pPr>
       <w:r>
-        <w:t xml:space="preserve">Usa kontakto físiko (manera mishi òf brasá) ku bo yu ora ta apropiá</w:t>
+        <w:t xml:space="preserve">Usa kontakto físiko manera mishi ku òf brasa bo yu ora ta apropiá</w:t>
       </w:r>
     </w:p>
     <w:p>
@@ -3930,16 +3930,16 @@
         <w:t>st</w:t>
       </w:r>
       <w:r>
-        <w:t xml:space="preserve"> PRAKTIKA: TEMPU PA ABO KU YU DEN UN 'ROLLENSPEL' DEN E GRUPO GRANDI</w:t>
-      </w:r>
-    </w:p>
-    <w:p>
-      <w:pPr>
-        <w:spacing w:after="0" w:line="360" w:lineRule="auto"/>
-        <w:jc w:val="left"/>
-      </w:pPr>
-      <w:r>
-        <w:t xml:space="preserve">Invitá partisipantenan pa hasi un 'rollenspel' di e </w:t>
+        <w:t xml:space="preserve"> PRAKTIKA: TEMPU-PA ABO-KU BO YU DEN UN 'ROLLENSPEL' DEN E GRUPO GRANDI</w:t>
+      </w:r>
+    </w:p>
+    <w:p>
+      <w:pPr>
+        <w:spacing w:after="0" w:line="360" w:lineRule="auto"/>
+        <w:jc w:val="left"/>
+      </w:pPr>
+      <w:r>
+        <w:t xml:space="preserve">Invitá partisipantenan pa hunga un 'rollenspel' di e </w:t>
       </w:r>
       <w:r>
         <w:rPr>
@@ -3948,7 +3948,7 @@
         <w:t xml:space="preserve"> Historia riba Vidio 1</w:t>
       </w:r>
       <w:r>
-        <w:t xml:space="preserve"> ku nan a kaba di papia di dje. Esaki lo permití nan pa praktiká e komponente básiko di pasa Tempu ku nan yunan chikí. Bo por usa e 'script' ariba komo referensia. </w:t>
+        <w:t xml:space="preserve"> ku nan a kaba di diskutí ariba. Esaki lo permití nan pa praktiká e komponente básiko di pasa Tempu-pa Abo-ku Bo yu, ku nan yunan chikí. Bo por usa e 'script' ariba komo referensia. </w:t>
       </w:r>
     </w:p>
     <w:p>
@@ -4005,7 +4005,7 @@
         <w:jc w:val="left"/>
       </w:pPr>
       <w:r>
-        <w:t xml:space="preserve">Splika kiko mester pasa durante e 'rollenspel'. E tata mester baha na e nivel di Daniel, usa kontakto visual i bisa: “Daniel, mi tin 5 minüt pa pasa tempu ku bo. Kiko bo ke hasi?”</w:t>
+        <w:t xml:space="preserve">Splika kiko mester pasa durante e 'rollenspel'. E tata mester baha na e nivel di Daniel, usa kontakto visual i bisa: “Daniel, mi tin 5 minüt pa pasa Tempu-pa Abo-ku Bo yu, ku bo. Kiko bo ke hasi?”</w:t>
       </w:r>
     </w:p>
     <w:p>
@@ -4047,7 +4047,7 @@
         <w:jc w:val="left"/>
       </w:pPr>
       <w:r>
-        <w:t xml:space="preserve">Daniel ta kuminsá kòrta e papel di koló pa traha ala. E tata ta deskribí kiko e ta hasi (por ehèmpel, “Esta un mucha grandi bo ta, usando e skèr bo so anto di un forma seif!</w:t>
+        <w:t xml:space="preserve">Daniel ta kuminsá kòrta e papel di koló pa traha ala. E tata ta deskribí kiko e ta hasi (por ehèmpel, “Esta un mucha grandi bo ta, bo ta usa e skèr bo so anto di un forma seif!</w:t>
       </w:r>
     </w:p>
     <w:p>
@@ -4061,7 +4061,7 @@
         <w:jc w:val="left"/>
       </w:pPr>
       <w:r>
-        <w:t xml:space="preserve">Daniel i Roberto ta kontinuá siguiendo e 'script' pa Vidio 1 manera a dun'é ariba. E tata mester kontinuá sigui ku e komponentenan básiko (sigui e guia di e mucha, baha na e nivel di e mucha, aseptá loke e ke hasi basta e ta seif, usa e nòmber di e mucha, usa kontakto visual, usa hopi palabra pa deskribí kiko bo yu ta hasi, usa vokabulario nobo ora ta apropiá, i usa kontakto físiko ora ta apropiá).</w:t>
+        <w:t xml:space="preserve">Daniel i Roberto ta sigui e 'script' di Vidio 1 manera a dun'é ariba. E tata mester kontinuá sigui ku e komponentenan básiko (sigui e guia di e mucha, baha na e nivel di e mucha, aseptá loke e ke hasi basta e ta seif, usa e nòmber di e mucha, usa kontakto visual, usa hopi palabra pa deskribí kiko bo yu ta hasi, usa vokabulario nobo ora ta apropiá, i usa kontakto físiko ora ta apropiá).</w:t>
       </w:r>
     </w:p>
     <w:p>
@@ -4075,7 +4075,7 @@
         <w:jc w:val="left"/>
       </w:pPr>
       <w:r>
-        <w:t xml:space="preserve">Despues ku e 'rollenspel' ta kla, elogiá e dos boluntarionan i enkurashá e grupo pa bati man pa nan. Bo por duna kada boluntario un steker riba nan 'badge' ku nòmber komo un rekompensa chikí.</w:t>
+        <w:t xml:space="preserve">Despues ku e 'rollenspel' ta kla, elogiá e dos boluntarionan i enkurashá e grupo pa bati man pa nan. Bo por duna kada boluntario un steker riba nan 'badge' di nòmber komo un rekompensa chikí.</w:t>
       </w:r>
     </w:p>
     <w:p>
@@ -4132,7 +4132,7 @@
       <w:bookmarkEnd w:id="30"/>
       <w:commentRangeStart w:id="3"/>
       <w:r>
-        <w:t xml:space="preserve">HISTORIA RIBA VIDIO 2: TEMPU PA ABO KU BO YU TINER</w:t>
+        <w:t xml:space="preserve">HISTORIA RIBA VIDIO 2: TEMPU-PA ABO-KU BO YU TINER</w:t>
       </w:r>
       <w:commentRangeEnd w:id="3"/>
       <w:r>
@@ -4148,7 +4148,7 @@
         <w:pStyle w:val="P68B1DB1-Normal3"/>
       </w:pPr>
       <w:r>
-        <w:t xml:space="preserve">Mustra e vidio di un tata i su yu hòmber adolesente pasando Tempu huntu.</w:t>
+        <w:t xml:space="preserve">Mustra e vidio di un tata i su yu hòmber adolesente pasando Tempu-pa Abo-ku Bo yu huntu.</w:t>
       </w:r>
     </w:p>
     <w:p>
@@ -4185,7 +4185,7 @@
         <w:spacing w:after="0" w:line="360" w:lineRule="auto"/>
       </w:pPr>
       <w:r>
-        <w:t xml:space="preserve">Despues di wak e vidio huntu, fasilitá un diskushon ku e grupo. Lo bo tin ku reformulá e preguntanan i tambe duna sufisiente tempu pa mayornan kontestá.</w:t>
+        <w:t xml:space="preserve">Despues di wak e vidio huntu, fasilitá un diskushon ku e grupo. Lo bo tin ku reformulá e preguntanan i tambe duna sufisiente tempu pa mayornan/edukadónan kontestá.</w:t>
       </w:r>
     </w:p>
     <w:p>
@@ -4218,7 +4218,7 @@
         <w:pStyle w:val="P68B1DB1-Normal6"/>
       </w:pPr>
       <w:r>
-        <w:t xml:space="preserve">Pa gruponan di edukadónan di muchanan entre 2-17</w:t>
+        <w:t xml:space="preserve">Pa gruponan di mayornan/edukadónan di muchanan entre 2-17</w:t>
       </w:r>
     </w:p>
     <w:p>
@@ -4292,7 +4292,7 @@
         <w:pStyle w:val="P68B1DB1-Normal6"/>
       </w:pPr>
       <w:r>
-        <w:t xml:space="preserve">Pa gruponan di edukadónan di muchanan entre 10-17</w:t>
+        <w:t xml:space="preserve">Pa gruponan di mayornan/edukadónan di muchanan entre 10-17</w:t>
       </w:r>
     </w:p>
     <w:p>
@@ -4314,7 +4314,7 @@
         <w:jc w:val="left"/>
       </w:pPr>
       <w:r>
-        <w:t xml:space="preserve">Kon Roberto ta introdusí Tempu pa e ku su yu?</w:t>
+        <w:t xml:space="preserve">Kon Roberto ta introdusí Tempu-pa Abo-ku Bo yu?</w:t>
       </w:r>
     </w:p>
     <w:p>
@@ -4328,7 +4328,7 @@
         <w:jc w:val="left"/>
       </w:pPr>
       <w:r>
-        <w:t xml:space="preserve">Dikon Roberto a bisa kon largu Tempu pa e ku su yu lo ta? </w:t>
+        <w:t xml:space="preserve">Dikon Roberto a bisa kon largu Tempu-pa Abo-ku Bo yu lo ta? </w:t>
       </w:r>
     </w:p>
     <w:p>
@@ -4392,7 +4392,7 @@
         <w:jc w:val="left"/>
       </w:pPr>
       <w:r>
-        <w:t xml:space="preserve">Durante e diskushon, kòrda konektá kontestanan na e Komponentenan Básiko pa Pasa Tempu abo ku bo pre-adolesente òf tiner. Kòrda skibi esakinan riba e 'flip chart':</w:t>
+        <w:t xml:space="preserve">Durante e diskushon, kòrda konektá kontestanan na e Komponentenan Básiko pa Pasa Tempu-pa Abo-ku Bo yu pre-adolesente òf tiner. Kòrda skibi esakinan riba e 'flip chart':</w:t>
       </w:r>
     </w:p>
     <w:p>
@@ -4427,7 +4427,7 @@
         <w:jc w:val="left"/>
       </w:pPr>
       <w:r>
-        <w:t xml:space="preserve">Tempu pa abo ku bo yu ta tempu spesial ku abo i bo yu ta pasa huntu hasiendo i/òf papiando tokante algu agradabel. </w:t>
+        <w:t xml:space="preserve">Tempu-pa Abo-ku Bo yu ta tempu spesial ku abo i bo yu ta pasa huntu hasiendo i/òf papiando tokante algu agradabel. </w:t>
       </w:r>
     </w:p>
     <w:p>
@@ -4500,7 +4500,7 @@
         </w:rPr>
       </w:pPr>
       <w:r>
-        <w:t xml:space="preserve">Usa kontakto físiko (manera mishi òf brasa) ku bo yu ora ta apropiá.</w:t>
+        <w:t xml:space="preserve">Usa kontakto físiko manera mishi ku òf brasa bo yu ora ta apropiá.</w:t>
       </w:r>
     </w:p>
     <w:p>
@@ -4563,7 +4563,7 @@
         <w:t xml:space="preserve">Historia riba Vidio 2</w:t>
       </w:r>
       <w:r>
-        <w:t xml:space="preserve"> ku nan a kaba di diskutí ariba. Esaki lo permití nan pa praktiká e komponente básiko di pasa Tempu ku nan tinernan.</w:t>
+        <w:t xml:space="preserve"> ku nan a kaba di diskutí ariba. Esaki lo permití nan pa praktiká e komponente básiko di pasa Tempu-pa Abo-ku Bo yu, ku nan tinernan.</w:t>
       </w:r>
     </w:p>
     <w:p>

--- a/translations/plh_facilitator_cw/pap/pap_Module 1 - Welcome Session.docx
+++ b/translations/plh_facilitator_cw/pap/pap_Module 1 - Welcome Session.docx
@@ -2820,7 +2820,7 @@
         </w:rPr>
       </w:pPr>
       <w:r>
-        <w:t xml:space="preserve">Ta paga telefònnan selular òf manten'é riba modo silensioso.</w:t>
+        <w:t xml:space="preserve">Ta paga telefònnan selular òf ta pone nan riba 'silent'.</w:t>
       </w:r>
     </w:p>
     <w:p>
@@ -3977,7 +3977,7 @@
         <w:jc w:val="left"/>
       </w:pPr>
       <w:r>
-        <w:t xml:space="preserve">Pidi pa dos boluntario (un persona pa hunga e ròl di tata i unu pa hunga e ròl di Daniel). E boluntario ku ta hunga e ròl di e tata mester ta un mayor di un mucha chikí (di 2-9 aña di edat). Tur dos persona ta bini mei mei di e sírkulo i ta para ku kara pa e grupo.</w:t>
+        <w:t xml:space="preserve">Pidi pa dos boluntario (un persona pa hunga e ròl di tata i unu pa hunga e ròl di Daniel). E boluntario ku ta hunga e ròl di e tata mester ta un mayor di un mucha chikí (di 2-9 aña di edat). Tur dos persona ta bini para mei mei di e sírkulo ku kara pa e grupo.</w:t>
       </w:r>
     </w:p>
     <w:p>
@@ -4061,7 +4061,7 @@
         <w:jc w:val="left"/>
       </w:pPr>
       <w:r>
-        <w:t xml:space="preserve">Daniel i Roberto ta sigui e 'script' di Vidio 1 manera a dun'é ariba. E tata mester kontinuá sigui ku e komponentenan básiko (sigui e guia di e mucha, baha na e nivel di e mucha, aseptá loke e ke hasi basta e ta seif, usa e nòmber di e mucha, usa kontakto visual, usa hopi palabra pa deskribí kiko bo yu ta hasi, usa vokabulario nobo ora ta apropiá, i usa kontakto físiko ora ta apropiá).</w:t>
+        <w:t xml:space="preserve">Daniel i Roberto ta sigui e 'script' di Vidio 1 manera a dun'é ariba. E tata mester kontinuá ku e komponentenan básiko (sigui e guia di e mucha, baha na e nivel di e mucha, aseptá loke e ke hasi basta e ta seif, usa e nòmber di e mucha, usa kontakto visual, usa hopi palabra pa deskribí kiko bo yu ta hasi, usa vokabulario nobo ora ta apropiá, i usa kontakto físiko ora ta apropiá).</w:t>
       </w:r>
     </w:p>
     <w:p>
@@ -4392,7 +4392,7 @@
         <w:jc w:val="left"/>
       </w:pPr>
       <w:r>
-        <w:t xml:space="preserve">Durante e diskushon, kòrda konektá kontestanan na e Komponentenan Básiko pa Pasa Tempu-pa Abo-ku Bo yu pre-adolesente òf tiner. Kòrda skibi esakinan riba e 'flip chart':</w:t>
+        <w:t xml:space="preserve">Durante e diskushon, kòrda konektá e kontestanan na e Komponentenan Básiko pa Pasa Tempu-pa Abo-ku Bo yu pre-adolesente òf tiner. Kòrda skibi esakinan riba e 'flip chart':</w:t>
       </w:r>
     </w:p>
     <w:p>
@@ -4581,7 +4581,7 @@
         <w:jc w:val="left"/>
       </w:pPr>
       <w:r>
-        <w:t xml:space="preserve">Akí ta sigui e stapnan ku por sigui durante e 'rollenspel'. Pèrmití e boluntarionan duna nan mes sugerensia òf kosnan pa bisa, basta ku nan ta reflehá e Komponentenan básiko ariba:</w:t>
+        <w:t xml:space="preserve">Akí ta sigui e stapnan pa sigui durante e 'rollenspel'. Pèrmití e boluntarionan duna nan mes sugerensia òf kosnan pa bisa, basta ku nan ta reflehá e Komponentenan básiko ariba:</w:t>
       </w:r>
     </w:p>
     <w:p>
@@ -4595,7 +4595,7 @@
         <w:jc w:val="left"/>
       </w:pPr>
       <w:r>
-        <w:t xml:space="preserve">Pidi pa dos boluntario (un persona pa hunga e ròl di tata i unu pa hunga e ròl di Miguel). E boluntario ku ta hunga e ròl di e tata mester ta un mayor di un pre-adolesente òf tiner (di 10-17 aña di edat). Tur dos persona ta bini mei mei di e sírkulo i ta para ku kara pa e grupo.</w:t>
+        <w:t xml:space="preserve">Pidi pa dos boluntario (un persona pa hunga e ròl di tata i unu pa hunga e ròl di Miguel). E boluntario ku ta hunga e ròl di e tata mester ta un mayor di un pre-adolesente òf tiner (di 10-17 aña di edat). Tur dos persona ta bin para mei mei di e sírkulo ku kara pa e grupo.</w:t>
       </w:r>
     </w:p>
     <w:p>
@@ -4758,7 +4758,7 @@
       <w:bookmarkStart w:colFirst="0" w:colLast="0" w:name="_w20hf491kifi" w:id="34"/>
       <w:bookmarkEnd w:id="34"/>
       <w:r>
-        <w:t xml:space="preserve">DISKUSHON: BENEFISIONAN PASA TEMPU ABO KU BO YU</w:t>
+        <w:t xml:space="preserve">DISKUSHON: BENEFISIONAN DI PASA TEMPU-PA ABO-KU BO YU</w:t>
       </w:r>
     </w:p>
     <w:p>
@@ -4780,7 +4780,7 @@
         <w:pStyle w:val="P68B1DB1-Normal2"/>
       </w:pPr>
       <w:r>
-        <w:t xml:space="preserve">Preguntanan pa guia pa e diskushon akí ta:</w:t>
+        <w:t xml:space="preserve">Preguntanan pa guia e diskushon akí ta:</w:t>
       </w:r>
     </w:p>
     <w:p>
@@ -4794,7 +4794,7 @@
         <w:ind w:left="714" w:hanging="357"/>
       </w:pPr>
       <w:r>
-        <w:t xml:space="preserve">Kon pasa tempu huntu ku bo yu lo kambia bo relashon ku bo yu?</w:t>
+        <w:t xml:space="preserve">Kon pasa Tempu-pa Abo-ku Bo yu lo kambia boso relashon?</w:t>
       </w:r>
     </w:p>
     <w:p>
@@ -4808,7 +4808,7 @@
         <w:ind w:left="714" w:hanging="357"/>
       </w:pPr>
       <w:r>
-        <w:t xml:space="preserve">Kon abo i bo yu lo benefisiá di Pasa Tempu abo ku bo yu? Kiko abo òf e lo siña òf gana for di e eksperensia?</w:t>
+        <w:t xml:space="preserve">Kon abo i bo yu lo benefisiá di Pasa Tempu-pa Abo-ku Bo yu? Kiko abo òf e lo siña òf gana for di e eksperensia?</w:t>
       </w:r>
     </w:p>
     <w:p>
@@ -4832,10 +4832,10 @@
         <w:rPr>
           <w:b w:val="1"/>
         </w:rPr>
-        <w:t xml:space="preserve">skucha aktivamente </w:t>
-      </w:r>
-      <w:r>
-        <w:t xml:space="preserve">durante Pasa Tempu abo ku bo yu? Kiko </w:t>
+        <w:t xml:space="preserve">skucha aktivo </w:t>
+      </w:r>
+      <w:r>
+        <w:t xml:space="preserve">durante Pasa Tempu-pa Abo-ku Bo yu? Kiko </w:t>
       </w:r>
       <w:r>
         <w:rPr>
@@ -4859,7 +4859,7 @@
       <w:bookmarkStart w:colFirst="0" w:colLast="0" w:name="_60p64p7ouphn" w:id="35"/>
       <w:bookmarkEnd w:id="35"/>
       <w:r>
-        <w:t xml:space="preserve">Riba e 'flip chart', skibi e ideanan di e partisipantenan komo prinsipionan tokante DIKON nan mester pasaTempu huntu ku nan yu. Sòru pa bo ta dunando ehèmpel di skucha aktivo!</w:t>
+        <w:t xml:space="preserve">Riba e 'flip chart', skibi e ideanan di e partisipantenan komo prinsipionan tokante DIKON nan mester pasaTempu huntu ku nan yu. Sòru pa bo duna ehèmpel di skucha aktivo!</w:t>
       </w:r>
     </w:p>
     <w:p>
@@ -4886,7 +4886,7 @@
         <w:ind w:left="1077" w:hanging="360"/>
       </w:pPr>
       <w:r>
-        <w:t xml:space="preserve">Pasa Tempu ku bo yu ta mehorá e relashon entre mayornan/edukadónan i muchanan.</w:t>
+        <w:t xml:space="preserve">Pasa Tempu-pa Abo-ku Bo yu ta mehorá e relashon entre mayornan/edukadónan i muchanan.</w:t>
       </w:r>
     </w:p>
     <w:p>

--- a/translations/plh_facilitator_cw/pap/pap_Module 1 - Welcome Session.docx
+++ b/translations/plh_facilitator_cw/pap/pap_Module 1 - Welcome Session.docx
@@ -4964,7 +4964,7 @@
         <w:ind w:left="1077" w:hanging="360"/>
       </w:pPr>
       <w:r>
-        <w:t xml:space="preserve">Aktividatnan relashoná ku skol por ta un oportunidat pa pasa Tempu abo ku bo yu i por motivá muchanan den nan tareanan di skol.</w:t>
+        <w:t xml:space="preserve">Aktividatnan relashoná ku skol por ta un oportunidat pa pasa Tempu-pa Abo-ku Bo yu i por motivá muchanan den nan tareanan di skol.</w:t>
       </w:r>
     </w:p>
     <w:p>
@@ -4992,7 +4992,7 @@
         <w:t xml:space="preserve">TUMA NOTA!</w:t>
       </w:r>
       <w:r>
-        <w:t xml:space="preserve"> E lista ariba ta djis un sugerensia. Purba identifiká mayoria di e benefisionan akí huntu. Mayornan por duna otro motibunan tambe dikon Pasa tempu abo ku bo yu por ta un eksperensia positivo pa mayornan i yunan. Esaki ta maravioso!!</w:t>
+        <w:t xml:space="preserve"> E lista ariba ta djis un sugerensia. Purba identifiká mayoria di e benefisionan akí huntu. Mayornan/Edukadónan por duna otro motibunan tambe dikon Pasa Tempu-pa Abo-ku Bo yu por ta un eksperensia positivo pa mayornan/edukadónan i yunan. Esaki ta maravioso!!</w:t>
       </w:r>
     </w:p>
     <w:p>
@@ -5014,7 +5014,7 @@
       <w:bookmarkStart w:colFirst="0" w:colLast="0" w:name="_rgxx65v9o3ex" w:id="37"/>
       <w:bookmarkEnd w:id="37"/>
       <w:r>
-        <w:t xml:space="preserve">DISKUSHON: AKTIVIDATNAN PA HASI DURANTE PASA TEMPU ABO KU BO YU</w:t>
+        <w:t xml:space="preserve">DISKUSHON: AKTIVIDATNAN PA HASI DURANTE PASA TEMPU-PA ABO-KU BO YU</w:t>
       </w:r>
     </w:p>
     <w:p>
@@ -5022,7 +5022,7 @@
         <w:spacing w:after="120" w:line="360" w:lineRule="auto"/>
       </w:pPr>
       <w:r>
-        <w:t xml:space="preserve">Guia partisipantenan den un diskushon di grupo pa identifiká posibel aktividatnan ku nan por hasi durante Tempu pa abo ku bo yu. </w:t>
+        <w:t xml:space="preserve">Guia partisipantenan den un diskushon di grupo pa identifiká posibel aktividatnan ku nan por hasi durante Tempu-pa Abo-ku Bo yu. </w:t>
       </w:r>
     </w:p>
     <w:p>
@@ -5039,7 +5039,7 @@
         <w:spacing w:after="120" w:line="360" w:lineRule="auto"/>
       </w:pPr>
       <w:r>
-        <w:t xml:space="preserve">Pidi e partisipantenan pa pensa riba aktividatnan ku nan por hasi huntu. Lo ideal ta pa e aktividatnan akí no enserá un pantaya, manera un telefòn, tèblet òf televishon. E aktividatnan akí por ta kosnan ku e mucha gusta hasi, òf un tarea ku mayor i yu por hasi huntu (en bes di mayornan pone nan yu hasi e tarea nan so). </w:t>
+        <w:t xml:space="preserve">Pidi e partisipantenan pa pensa riba aktividatnan ku nan por hasi huntu. Lo ta ideal si e aktividatnan akí no ta enserá un pantaya, manera un telefòn, 'tablet' òf televishon. E aktividatnan akí por ta kosnan ku e mucha gusta hasi, òf un tarea ku mayor i yu por hasi huntu (en bes di mayornan pone nan yu hasi e tarea nan so). </w:t>
       </w:r>
     </w:p>
     <w:p>
@@ -5234,7 +5234,7 @@
       <w:bookmarkStart w:colFirst="0" w:colLast="0" w:name="_kivoc3ldup9m" w:id="39"/>
       <w:bookmarkEnd w:id="39"/>
       <w:r>
-        <w:t xml:space="preserve">PRAKTIKA ABILIDATNAN DEN PAR: TEMPU ABO KU BO YU </w:t>
+        <w:t xml:space="preserve">PRAKTIKA ABILIDATNAN DEN PAR: TEMPU-PA ABO-KU BO YU </w:t>
       </w:r>
     </w:p>
     <w:p>
@@ -5284,7 +5284,7 @@
         <w:ind w:left="1134" w:right="420" w:hanging="360"/>
       </w:pPr>
       <w:r>
-        <w:t xml:space="preserve">Introdusí ku e partisipantenan awor ta bai praktiká pasa Tempu abo ku bo yu, den par dor di usa abilidatnan di Skucha Aktivo.</w:t>
+        <w:t xml:space="preserve">Introdusí na e partisipantenan ku awor nan ta bai praktiká den par pasa Tempu-pa Abo-ku Bo yu, dor di usa abilidatnan di Skucha Aktivo.</w:t>
       </w:r>
     </w:p>
     <w:p>
@@ -5339,7 +5339,7 @@
         <w:ind w:left="1134" w:right="420" w:hanging="360"/>
       </w:pPr>
       <w:r>
-        <w:t xml:space="preserve">Pidi mayornan pa pensa riba e aktividatnan ku nan lo ke hasi huntu ku nan yu, ku lo permití nan pasa Tempu Abo Ku Bo Yu huntu. Nan por skohe for di e lista of bini ku unu nobo.</w:t>
+        <w:t xml:space="preserve">Pidi mayornan/edukadónan pa pensa riba e aktividatnan ku nan lo ke hasi ku nan yu, ku lo permití nan pasa Tempu-pa Abo-ku Bo yu huntu. Nan por skohe for di e lista of bini ku unu nobo.</w:t>
       </w:r>
     </w:p>
     <w:p>
@@ -5353,7 +5353,7 @@
         <w:ind w:left="1134" w:right="420" w:hanging="360"/>
       </w:pPr>
       <w:r>
-        <w:t xml:space="preserve">E ora ei mayornan mester forma par den e sala. Kaminda ta posibel, mayornan ku yunan chikí (edat 2-9) mester forma par ku otro mayor ku tin un yu chikí, i mayornan di adolesentenan (10-17) mester forma par ku otro mayor ku tin un adolesente. </w:t>
+        <w:t xml:space="preserve">Mayornan/Edukadónan mester forma par den e sala. Kaminda ta posibel, mayornan/edukadónan ku yunan chikí (edat 2-9) mester forma par ku otro mayor ku tin un yu chikí, i mayornan di adolesentenan (10-17) mester forma par ku otro mayor ku tin un adolesente. </w:t>
       </w:r>
     </w:p>
     <w:p>
@@ -5367,7 +5367,7 @@
         <w:ind w:left="1134" w:right="420" w:hanging="360"/>
       </w:pPr>
       <w:r>
-        <w:t xml:space="preserve">Kada par mester tuma turno pa praktiká kon nan lo pasa tempu huntu ku nan yu. Kada persona lo hunga un ròl di mayor hasiendo e aktividat ku nan a skohe i tambe un ròl di mucha hasiendo loke e otro mayor a skohe komo su aktividat.</w:t>
+        <w:t xml:space="preserve">Kada par mester tuma turno pa praktiká kon nan lo pasa Tempu-pa Abo-ku Bo yu, ku nan yu. Kada persona lo hunga un ròl di mayor hasiendo e aktividat ku nan a skohe i tambe un ròl di mucha hasiendo loke e otro mayor a skohe komo su aktividat.</w:t>
       </w:r>
     </w:p>
     <w:p>
@@ -5499,7 +5499,7 @@
         <w:rPr>
           <w:b w:val="1"/>
         </w:rPr>
-        <w:t xml:space="preserve">Tempu Abo ku bo yu huntu</w:t>
+        <w:t xml:space="preserve">Tempu-pa Abo-ku Bo yu huntu</w:t>
       </w:r>
       <w:r>
         <w:t xml:space="preserve">  tur dia.</w:t>
@@ -5511,7 +5511,7 @@
         <w:ind w:left="720" w:firstLine="0"/>
       </w:pPr>
       <w:r>
-        <w:t xml:space="preserve">Skohe un momentu ku e chèns ta chikí, ku ta interumpí abo i bo yu i tambe un ora ku bo yu no tin algu otro ku e ke hasi, manera wak televishon. </w:t>
+        <w:t xml:space="preserve">Skohe un momentu ku tin tiki chèns pa interumpí abo i bo yu i tambe un ora ku bo yu no tin algu otro ku e ke hasi, manera wak televishon. </w:t>
       </w:r>
       <w:r>
         <w:rPr>
@@ -5633,7 +5633,7 @@
         <w:ind w:left="720" w:firstLine="0"/>
       </w:pPr>
       <w:r>
-        <w:t xml:space="preserve">Ora bo ta pasa Tempu abo ku bo yu, e mester skohe i guia e aktividat. Si bo yu hasi un pregunta, bo por kontestá, pero purba di evitá di bis’é kiko pa hasi òf husg’é. Pone e eskoho bèk serka e yu: “Esei ta un pregunta interesante, kiko abo ta pensa?”</w:t>
+        <w:t xml:space="preserve">Ora bo ta pasa Tempu-pa Abo-ku Bo yu, e mester skohe i guia e aktividat. Si bo yu hasi un pregunta, bo por kontestá, pero purba di evitá di bis’é kiko pa hasi òf husg’é. Pone e eskoho bèk serka e yu: “Esei ta un pregunta interesante, kiko abo ta pensa?”</w:t>
       </w:r>
     </w:p>
     <w:p>
@@ -5662,7 +5662,7 @@
       <w:r>
         <w:t xml:space="preserve">7 </w:t>
         <w:tab/>
-        <w:t xml:space="preserve">Purba di hasi algu diferente ku djis wak un pantaya (p.e., televishon, telefòn, tèblet).</w:t>
+        <w:t xml:space="preserve">Purba di hasi algu diferente na lugá di djis wak un pantaya (p.e., televishon, telefòn, 'tablet').</w:t>
       </w:r>
     </w:p>
     <w:p>
@@ -5699,7 +5699,7 @@
         <w:ind w:left="720" w:firstLine="0"/>
       </w:pPr>
       <w:r>
-        <w:t xml:space="preserve">Kòrda ku esaki ta aktividat di bo yu i e ta un oportunidat pa fortalesé bo relashon ku bo yu. Bo por pensa kon bo a sinti resientemente ora un hende a kritiká bo? No tin nada korekto òf inkorekto ora bo ta pasa Tempu abo ku bo yu. E mayor su trabou ta pa mustra un interes i bisa algu ku ta enkurashá i ta bunita.</w:t>
+        <w:t xml:space="preserve">Kòrda ku esaki ta aktividat di bo yu i e ta un oportunidat pa fortalesé bo relashon ku bo yu. Bo por pensa kon bo a sinti resientemente ora un hende a kritiká bo? No tin nada ku ta bon òf malu ora bo ta pasa Tempu-pa Abo-ku Bo yu. E mayor/edukadó su trabou ta pa mustra interes i bisa algu ku ta enkurashá i ta bunita.</w:t>
       </w:r>
     </w:p>
     <w:p>
@@ -5713,7 +5713,7 @@
       <w:r>
         <w:t xml:space="preserve">9. </w:t>
         <w:tab/>
-        <w:t xml:space="preserve">Ora bo bira mihó den duna atenshon na bo yu durante Tempu abo ku bo yu, kuminsá </w:t>
+        <w:t xml:space="preserve">Ora bo bira mihó den kon bo ta duna atenshon na bo yu durante Tempu-pa Abo-ku Bo yu, kuminsá </w:t>
       </w:r>
       <w:r>
         <w:rPr>
@@ -5728,7 +5728,7 @@
         <w:ind w:left="720" w:firstLine="0"/>
       </w:pPr>
       <w:r>
-        <w:t xml:space="preserve">Ora bo ta sintí bo sigur pa loke ta trataduna atenshon na bo yu durante Tempu abo ku bo yu, bo por enbolbí bo mes den otro aktividatnan ku bo yu.</w:t>
+        <w:t xml:space="preserve">Ora bo ta sintí bo sigur den kon bo ta duna atenshon na bo yu durante Tempu-pa Abo-ku Bo yu, bo por enbolbí bo mes den otro aktividatnan ku bo yu.</w:t>
       </w:r>
     </w:p>
     <w:p>
@@ -5803,7 +5803,7 @@
         <w:spacing w:after="120" w:line="360" w:lineRule="auto"/>
       </w:pPr>
       <w:r>
-        <w:t xml:space="preserve">Na final di e seshon, lo bo asigná Tareanan pa hasi na Kas pa famianan por praktiká durante siman. </w:t>
+        <w:t xml:space="preserve">Na final di e seshon, lo bo duna Tareanan pa hasi na Kas pa famianan por praktiká durante siman. </w:t>
       </w:r>
     </w:p>
     <w:p>
@@ -5863,7 +5863,7 @@
         <w:ind w:left="720" w:hanging="360"/>
       </w:pPr>
       <w:r>
-        <w:t xml:space="preserve">Ki tipo di aktividatnan nan por hasi durante Tempu pa Abo ku bo yu?</w:t>
+        <w:t xml:space="preserve">Ki tipo di aktividatnan nan por hasi durante Tempu-pa Abo-ku Bo yu?</w:t>
       </w:r>
     </w:p>
     <w:p>
@@ -5886,7 +5886,7 @@
       <w:bookmarkStart w:colFirst="0" w:colLast="0" w:name="_4xbhi0o2l21j" w:id="46"/>
       <w:bookmarkEnd w:id="46"/>
       <w:r>
-        <w:t xml:space="preserve">5 MINÜT DI TEMPU PA ABO KU BO YU TUR DIA</w:t>
+        <w:t xml:space="preserve">5 MINÜT DI TEMPU-PA ABO-KU BO YU TUR DIA</w:t>
       </w:r>
     </w:p>
     <w:p>
@@ -5900,7 +5900,7 @@
         <w:ind w:left="425" w:hanging="360"/>
       </w:pPr>
       <w:r>
-        <w:t xml:space="preserve">Pasa por lo ménos 5 minüt di Tempu pa abo ku bo yu tur dia. </w:t>
+        <w:t xml:space="preserve">Pasa por lo ménos 5 minüt di Tempu-pa Abo-ku Bo yu tur dia. </w:t>
       </w:r>
     </w:p>
     <w:p>
@@ -5953,7 +5953,7 @@
         <w:rPr>
           <w:b w:val="1"/>
         </w:rPr>
-        <w:t xml:space="preserve"> Tempu pa abo ku bo yu </w:t>
+        <w:t xml:space="preserve"> Tempu-pa Abo-ku Bo yu </w:t>
       </w:r>
       <w:r>
         <w:t xml:space="preserve">dor di ripití pa bo yu loke bo ta tend'é bisa.</w:t>
@@ -6085,7 +6085,7 @@
         <w:spacing w:after="200" w:line="360" w:lineRule="auto"/>
       </w:pPr>
       <w:r>
-        <w:t xml:space="preserve">E Klousura tambe ta un oportunidat pa rekordá partisipantenan di e Tareanan pa hasi na Kas. </w:t>
+        <w:t xml:space="preserve">E Klousura tambe ta un oportunidat pa rekordá partisipantenan riba e Tareanan pa hasi na Kas. </w:t>
       </w:r>
     </w:p>
     <w:p>
@@ -6103,7 +6103,7 @@
         <w:spacing w:after="200" w:line="360" w:lineRule="auto"/>
       </w:pPr>
       <w:r>
-        <w:t xml:space="preserve">Splika mayornan/edukadónan ku nan lo ta risibí mensahenan di teksto promé ku e siguiente seshon di 'chat'. Esakinan lo kòrda nan riba e tópikonan prinsipal di kada seshon i pa hasi nan tareanan na kas.</w:t>
+        <w:t xml:space="preserve">Splika mayornan/edukadónan ku nan lo bai risibí mensahenan di teksto promé ku e siguiente seshon di 'chat'. Esakinan lo kòrda nan riba e tópikonan prinsipal di kada seshon i lo kòrda nan pa praktika nan tareanan pa hasi na kas.</w:t>
       </w:r>
     </w:p>
     <w:p>

--- a/translations/plh_facilitator_cw/pap/pap_Module 1 - Welcome Session.docx
+++ b/translations/plh_facilitator_cw/pap/pap_Module 1 - Welcome Session.docx
@@ -66,7 +66,7 @@
         <w:spacing w:line="360" w:lineRule="auto"/>
       </w:pPr>
       <w:r>
-        <w:t xml:space="preserve">Na kuminsamentu di e seshon akÍ, bo mester praktiká </w:t>
+        <w:t xml:space="preserve">Na kuminsamentu di e seshon aki, bo mester praktiká </w:t>
       </w:r>
       <w:r>
         <w:rPr>
@@ -2322,7 +2322,7 @@
               <w:jc w:val="center"/>
             </w:pPr>
             <w:r>
-              <w:t xml:space="preserve">Hisa bo brasanan riba bo kabes i hala rosea aden. Pokopoko baha bo mannan abou na banda di bo kurpa, segun ku bo ta saka rosea afó. Para ku bo wowonan será i nota kon bo kurpa ta sinti awor. </w:t>
+              <w:t xml:space="preserve">Hisa bo brasanan riba bo kabes i hala rosea aden. Pokopoko baha bo mannan abou na banda di bo kurpa, segun ku bo ta saka rosea afó. Para ku bo wowo será i nota kon bo kurpa ta sinti awor. </w:t>
             </w:r>
           </w:p>
         </w:tc>
@@ -2441,7 +2441,7 @@
         <w:spacing w:after="200" w:line="360" w:lineRule="auto"/>
       </w:pPr>
       <w:r>
-        <w:t xml:space="preserve">Sòru menshoná tur komponente di e programa i enfatisá e importansia di e balor agregá ku e vários seshonnan por duna e partisipantenan.</w:t>
+        <w:t xml:space="preserve">Sòru pa bo menshoná tur komponente di e programa i enfatisá e importansia di e balor agregá ku e vários seshonnan por duna e partisipantenan.</w:t>
       </w:r>
     </w:p>
     <w:p>
@@ -2493,7 +2493,7 @@
         <w:spacing w:after="200" w:line="360" w:lineRule="auto"/>
       </w:pPr>
       <w:r>
-        <w:t xml:space="preserve">Establesé Reglanan Básiko pa yuda hasi e programa un lugá seif pa siña huntu. Pidi e partisipantenan pa pensa kiko ta importante pa nan por sinti nan mes kómodo i respetá, i pa sinti nan mes seif i sostené den e grupo. </w:t>
+        <w:t xml:space="preserve">Establesé Reglanan Básiko pa yuda hasi e programa un lugá seif pa siña huntu. Pidi e partisipantenan pa pensa kiko ta importante pa nan por sinti nan mes kómodo i respetá, i pa nan por sinti nan mes seif i sostené den e grupo. </w:t>
       </w:r>
     </w:p>
     <w:p>
@@ -2529,7 +2529,7 @@
         <w:rPr>
           <w:b w:val="1"/>
         </w:rPr>
-        <w:t xml:space="preserve">nan </w:t>
+        <w:t xml:space="preserve">ta nan </w:t>
       </w:r>
       <w:r>
         <w:t xml:space="preserve">a traha e reglanan tokante kon lo mester hiba e seshonnan.</w:t>
@@ -2680,7 +2680,7 @@
         <w:t xml:space="preserve">Sòru pa Reglanan Básiko deskribí un komportashon positivo. </w:t>
       </w:r>
       <w:r>
-        <w:t xml:space="preserve">Por ehèmpel, na lugá di e regla pa seshonnan en persona di ‘No papia na bo telefòn durante e seshon di grupo,’ e regla por ta ‘Tene bo telefòn riba 'silent' i tuma kualke yamada di telefòn urgente pafó di e sala di entrenamentu.’</w:t>
+        <w:t xml:space="preserve">Por ehèmpel, na lugá di e regla pa seshonnan en persona di ‘No papia na telefòn durante e seshon di grupo,’ e regla por ta ‘Tene bo telefòn riba 'silent' i tuma kualke yamada di telefòn urgente pafó di e sala di entrenamentu.’</w:t>
       </w:r>
     </w:p>
     <w:p>
@@ -2718,7 +2718,7 @@
         </w:rPr>
       </w:pPr>
       <w:r>
-        <w:t xml:space="preserve">Bo por ripití loke bo ta tende i pasa dor di e reglanan pa ta sigur ku tur hende den e grupo ta di akuerdo i a komprondé. Por ehèmpel, si un hende menshoná “Rèspèt”, puntr’é kiko esei ta nifiká p’e. Ki tipo di komportashon ta mustra “Rèspèt”? </w:t>
+        <w:t xml:space="preserve">Bo por ripití loke bo ta tende i pasa dor di e reglanan pa bo ta sigur ku tur hende den e grupo ta di akuerdo i a komprondé. Por ehèmpel, si un hende menshoná “Rèspèt”, puntr’é kiko esei ta nifiká p’e. Ki tipo di komportashon ta mustra “Rèspèt”? </w:t>
       </w:r>
     </w:p>
     <w:p>
@@ -3086,7 +3086,7 @@
         <w:t xml:space="preserve">Mantené konfidensialidat: </w:t>
       </w:r>
       <w:r>
-        <w:t xml:space="preserve">Ta importante for di kuminsamentu, pa ta kla tokante kiko ta oké pa kompartí ku otronan pafó di e grupo i kiko nò:</w:t>
+        <w:t xml:space="preserve">Ta importante pa for di kuminsamentu, ta kla  kiko ta oké pa kompartí ku otronan pafó di e grupo i kiko nò:</w:t>
       </w:r>
     </w:p>
     <w:p>
@@ -3133,7 +3133,7 @@
         <w:ind w:left="720" w:firstLine="0"/>
       </w:pPr>
       <w:r>
-        <w:t xml:space="preserve">Splika ku un fasilitadó mester kibra konfidensialidat si tin un intento òf menasa ku un persona por hasi su mes daño òf menasa di suisidio i chèns di daño serio na otronan. Ora esaki sosodé, e fasilitadó lo papia ku e persona ei den privá i tur dos por buska yudansa serka un supervisor òf dunadó di yudansa lokal (perkurá pa bo tin e detayenan di servisionan lokal relevante unda por referí).    </w:t>
+        <w:t xml:space="preserve">Splika ku un fasilitadó mester kibra konfidensialidat si tin un intento òf menasa ku un persona por hasi su mes daño òf menasa di suisidio i chèns di daño serio na otronan. Ora esaki sosodé, e fasilitadó lo papia ku e persona ei den privá i tur dos por buska yudansa serka un supervisor òf dunadó di servisio lokal (perkurá pa bo tin e detayenan di servisionan lokal relevante unda por referí).    </w:t>
       </w:r>
     </w:p>
     <w:p>
@@ -4545,16 +4545,16 @@
         <w:t>nd</w:t>
       </w:r>
       <w:r>
-        <w:t xml:space="preserve"> PRAKTIKA: TEMPU PA ABO KU BO YU DEN UN 'ROLLENSPEL' DEN E GRUPO GRANDI</w:t>
-      </w:r>
-    </w:p>
-    <w:p>
-      <w:pPr>
-        <w:spacing w:after="0" w:line="360" w:lineRule="auto"/>
-        <w:jc w:val="left"/>
-      </w:pPr>
-      <w:r>
-        <w:t xml:space="preserve">Invitá partisipantenan hunga un 'rollenspel' di e </w:t>
+        <w:t xml:space="preserve"> PRAKTIKA: TEMPU-PA ABO-KU BO YU DEN UN 'ROLLENSPEL' DEN E GRUPO GRANDI</w:t>
+      </w:r>
+    </w:p>
+    <w:p>
+      <w:pPr>
+        <w:spacing w:after="0" w:line="360" w:lineRule="auto"/>
+        <w:jc w:val="left"/>
+      </w:pPr>
+      <w:r>
+        <w:t xml:space="preserve">Invitá partisipantenan pa hunga un 'rollenspel' di e </w:t>
       </w:r>
       <w:r>
         <w:rPr>
@@ -4665,7 +4665,7 @@
         <w:jc w:val="left"/>
       </w:pPr>
       <w:r>
-        <w:t xml:space="preserve">Despues ku e 'rollenspel' ta kla, elogiá e dos boluntarionan i enkurashá e grupo pa bati man pa nan. Bo por duna kada boluntario un steker riba nan 'badge' ku nòmber komo un rekompensa chikí.</w:t>
+        <w:t xml:space="preserve">Despues ku e 'rollenspel' ta kla, elogiá e dos boluntarionan i enkurashá e grupo pa bati man pa nan. Bo por duna kada boluntario un steker riba nan 'badge' di nòmber komo un rekompensa chikí.</w:t>
       </w:r>
     </w:p>
     <w:p>
@@ -4767,7 +4767,7 @@
         <w:spacing w:after="120" w:line="360" w:lineRule="auto"/>
       </w:pPr>
       <w:r>
-        <w:t xml:space="preserve">Guia partisipantenan den un diskushon di grupo tokante e benefisionan di pasa Tempu huntu ku bo yu. </w:t>
+        <w:t xml:space="preserve">Guia partisipantenan den un diskushon di grupo tokante e benefisionan di pasa Tempu-pa Abo-ku Bo yu. </w:t>
       </w:r>
     </w:p>
     <w:p>
@@ -4859,7 +4859,7 @@
       <w:bookmarkStart w:colFirst="0" w:colLast="0" w:name="_60p64p7ouphn" w:id="35"/>
       <w:bookmarkEnd w:id="35"/>
       <w:r>
-        <w:t xml:space="preserve">Riba e 'flip chart', skibi e ideanan di e partisipantenan komo prinsipionan tokante DIKON nan mester pasaTempu huntu ku nan yu. Sòru pa bo duna ehèmpel di skucha aktivo!</w:t>
+        <w:t xml:space="preserve">Riba e 'flip chart', skibi e ideanan di e partisipantenan komo prinsipionan tokante DIKON nan mester pasa Tempu-pa Abo-ku Bo huntu ku nan yu. Sòru pa bo duna ehèmpel di skucha aktivo!</w:t>
       </w:r>
     </w:p>
     <w:p>
@@ -4873,7 +4873,7 @@
         <w:pStyle w:val="P68B1DB1-Normal2"/>
       </w:pPr>
       <w:r>
-        <w:t xml:space="preserve">Purba di saka e siguiente benefisionan di pasa Tempu ku bo yu for di e diskushon: </w:t>
+        <w:t xml:space="preserve">Purba di saka e siguiente benefisionan di pasa Tempu-pa Abo-ku Bo for di e diskushon: </w:t>
       </w:r>
     </w:p>
     <w:p>
@@ -4925,7 +4925,7 @@
         <w:ind w:left="1077" w:hanging="360"/>
       </w:pPr>
       <w:r>
-        <w:t xml:space="preserve">Ta oumentá konfiansa i mehorá komunikashon entre mayornan i yunan.</w:t>
+        <w:t xml:space="preserve">Ta oumentá konfiansa i mehorá komunikashon entre mayornan/edukadónan i yunan.</w:t>
       </w:r>
     </w:p>
     <w:p>
@@ -4938,7 +4938,7 @@
         <w:ind w:left="1071" w:hanging="357"/>
       </w:pPr>
       <w:r>
-        <w:t xml:space="preserve">Skuchando mucha kuidadosamente i dunando balor na nan ideanan ta animá nan pa pensa pa nan mes i tuma inisiativa den otro áreanan di nan bida.</w:t>
+        <w:t xml:space="preserve">Si skucha mucha kuidadosamente i duna balor na nan ideanan  bo ta animá nan pa pensa pa nan mes i tuma inisiativa den otro áreanan di nan bida.</w:t>
       </w:r>
     </w:p>
     <w:p>
@@ -4951,7 +4951,7 @@
         <w:ind w:left="1071" w:hanging="357"/>
       </w:pPr>
       <w:r>
-        <w:t xml:space="preserve">Ta duna mayornan un chèns pa siña hopi tokante e interesnan i abilidatnan di nan yunan. </w:t>
+        <w:t xml:space="preserve">Ta duna mayornan/edukadónan un chèns pa siña hopi tokante e interesnan i abilidatnan di nan yunan. </w:t>
       </w:r>
     </w:p>
     <w:p>
@@ -4977,7 +4977,7 @@
         <w:ind w:left="1077" w:hanging="360"/>
       </w:pPr>
       <w:r>
-        <w:t xml:space="preserve">Pa muchanan chikí, vokabulario nobo ku ta usa durante tempu huntu ku nan por ta un oportunidat pa siña palabranan nobo. </w:t>
+        <w:t xml:space="preserve">Pa muchanan chikí, vokabulario nobo ku ta usa durante Tempu-pa Abo-ku Bo yu por ta un oportunidat pa siña palabranan nobo. </w:t>
       </w:r>
     </w:p>
     <w:p>
@@ -5039,7 +5039,7 @@
         <w:spacing w:after="120" w:line="360" w:lineRule="auto"/>
       </w:pPr>
       <w:r>
-        <w:t xml:space="preserve">Pidi e partisipantenan pa pensa riba aktividatnan ku nan por hasi huntu. Lo ta ideal si e aktividatnan akí no ta enserá un pantaya, manera un telefòn, 'tablet' òf televishon. E aktividatnan akí por ta kosnan ku e mucha gusta hasi, òf un tarea ku mayor i yu por hasi huntu (en bes di mayornan pone nan yu hasi e tarea nan so). </w:t>
+        <w:t xml:space="preserve">Pidi e partisipantenan pa pensa riba aktividatnan ku nan por hasi huntu. Lo ta ideal si e aktividatnan akí no ta enserá un pantaya, manera un telefòn, 'tablet' òf televishon. E aktividatnan akí por ta kosnan ku e mucha gusta hasi, òf un tarea ku mayor/edukadó i yu por hasi huntu (na lugá ku mayornan/edukadónan ta pone nan yu hasi e tarea nan so). </w:t>
       </w:r>
     </w:p>
     <w:p>
@@ -5243,7 +5243,7 @@
         <w:spacing w:after="120" w:line="360" w:lineRule="auto"/>
       </w:pPr>
       <w:r>
-        <w:t xml:space="preserve">Praktiká abilidatnan den par ta permití partisipantenan purba nan aktividatnan pa hasi na kas den e ambiente seif di e grupo. Tambe nan tin e oportunidat pa eksperensiá un senario for di e perspektiva di nan yu.</w:t>
+        <w:t xml:space="preserve">Praktiká abilidatnan den par ta permití partisipantenan purba nan tareanan pa hasi na kas den e ambiente seif di e grupo. Tambe nan tin e oportunidat pa eksperensiá un senario for di e perspektiva di nan yu.</w:t>
       </w:r>
     </w:p>
     <w:p>
@@ -5353,7 +5353,7 @@
         <w:ind w:left="1134" w:right="420" w:hanging="360"/>
       </w:pPr>
       <w:r>
-        <w:t xml:space="preserve">Mayornan/Edukadónan mester forma par den e sala. Kaminda ta posibel, mayornan/edukadónan ku yunan chikí (edat 2-9) mester forma par ku otro mayor ku tin un yu chikí, i mayornan di adolesentenan (10-17) mester forma par ku otro mayor ku tin un adolesente. </w:t>
+        <w:t xml:space="preserve">Mayornan/Edukadónan mester forma par den e sala. Kaminda ta posibel, mayornan/edukadónan ku yunan chikí (edat 2-9) mester forma par ku otro mayor/edukadó ku tin un yu chikí, i mayornan/edukadónan di adolesentenan (10-17) mester forma par ku otro mayor/edukadó ku tin un adolesente. </w:t>
       </w:r>
     </w:p>
     <w:p>
@@ -5367,7 +5367,7 @@
         <w:ind w:left="1134" w:right="420" w:hanging="360"/>
       </w:pPr>
       <w:r>
-        <w:t xml:space="preserve">Kada par mester tuma turno pa praktiká kon nan lo pasa Tempu-pa Abo-ku Bo yu, ku nan yu. Kada persona lo hunga un ròl di mayor hasiendo e aktividat ku nan a skohe i tambe un ròl di mucha hasiendo loke e otro mayor a skohe komo su aktividat.</w:t>
+        <w:t xml:space="preserve">Kada par mester tuma turno pa praktiká kon nan lo pasa Tempu-pa Abo-ku Bo yu, ku nan yu. Kada persona lo hunga un ròl di mayor/edukadó hasiendo e aktividat ku nan a skohe i tambe un ròl di mucha hasiendo loke e otro mayor/edukadó a skohe komo su aktividat.</w:t>
       </w:r>
     </w:p>
     <w:p>
@@ -5436,7 +5436,7 @@
         <w:ind w:left="1134" w:right="420" w:hanging="360"/>
       </w:pPr>
       <w:r>
-        <w:t xml:space="preserve">OPSHONAL: Si bo tin tempu, bo por hunga un wega di grupo. Pidi un pareha pa mustra e grupo ki aktividat nan a skohe pa pasa Tempu huntu ku nan yu. Nan mester hasi esaki den silensio, miéntras ku otronan den e grupo mester rei e aktividat ku nan a skohe.</w:t>
+        <w:t xml:space="preserve">OPSHONAL: Si bo tin tempu, bo por hunga un wega di grupo. Pidi un pareha pa mustra e grupo ki aktividat nan a skohe pa pasa Tempu-pa Abo-ku Bo yu huntu ku nan yu. Nan mester hasi esaki den silensio, miéntras ku otronan den e grupo mester rei e aktividat ku nan a skohe.</w:t>
       </w:r>
     </w:p>
     <w:p>
@@ -5465,7 +5465,7 @@
       <w:bookmarkStart w:colFirst="0" w:colLast="0" w:name="_w6udixnqm4ik" w:id="41"/>
       <w:bookmarkEnd w:id="41"/>
       <w:r>
-        <w:t xml:space="preserve">REVISHON: TEPNAN PA PASA TEMPU ABO KU BO YU </w:t>
+        <w:t xml:space="preserve">REVISHON: TEPNAN PA PASA TEMPU-PA ABO-KU BO YU </w:t>
       </w:r>
     </w:p>
     <w:p>
@@ -5479,10 +5479,10 @@
         <w:rPr>
           <w:b w:val="1"/>
         </w:rPr>
-        <w:t xml:space="preserve">pasa Tempu abo ku bo yu </w:t>
-      </w:r>
-      <w:r>
-        <w:t xml:space="preserve">den e grupo grandi. Pasa dor di kada punto huntu. Bo ko-fasilitadó òf un Boluntario ku ta yudá bo, por skibi nan riba e 'flip chart' pa tur hende por mira. </w:t>
+        <w:t xml:space="preserve">pasa Tempu-pa Abo-ku Bo yu  </w:t>
+      </w:r>
+      <w:r>
+        <w:t xml:space="preserve">den e grupo grandi. Pasa dor di kada punto huntu. Bo ko-fasilitadó òf un Boluntario ku ta yudá bo, por skibi nan riba e 'flip chart' pa tur hende por mira nan. </w:t>
       </w:r>
     </w:p>
     <w:p>
@@ -5713,7 +5713,7 @@
       <w:r>
         <w:t xml:space="preserve">9. </w:t>
         <w:tab/>
-        <w:t xml:space="preserve">Ora bo bira mihó den kon bo ta duna atenshon na bo yu durante Tempu-pa Abo-ku Bo yu, kuminsá </w:t>
+        <w:t xml:space="preserve">Ora bo bira mihó den duna atenshon na bo yu durante Tempu-pa Abo-ku Bo yu, kuminsá </w:t>
       </w:r>
       <w:r>
         <w:rPr>

--- a/translations/plh_facilitator_cw/pap/pap_Module 1 - Welcome Session.docx
+++ b/translations/plh_facilitator_cw/pap/pap_Module 1 - Welcome Session.docx
@@ -6007,7 +6007,7 @@
         <w:ind w:left="426" w:hanging="360"/>
       </w:pPr>
       <w:r>
-        <w:t xml:space="preserve">Ehersisio físiko por yuda bo ku strès i dolónan na bo kurpa. Purba hasié tur dia mainta ora bo lanta. Mayornan por sigui e ilustrashonnan di ehersisio ku bo ta kompartí den e grupo di 'chat' LINE.</w:t>
+        <w:t xml:space="preserve">Ehersisio físiko por yuda bo ku strès i dolónan na bo kurpa. Purba hasié tur dia mainta ora bo lanta. Mayornan/edukadónan por sigui e ilustrashonnan di ehersisio ku bo ta kompartí den e grupo di 'chat' LINE.</w:t>
       </w:r>
     </w:p>
     <w:p>

--- a/translations/plh_facilitator_cw/pap/pap_Module 1 - Welcome Session.docx
+++ b/translations/plh_facilitator_cw/pap/pap_Module 1 - Welcome Session.docx
@@ -4912,7 +4912,7 @@
         <w:ind w:left="1071" w:hanging="357"/>
       </w:pPr>
       <w:r>
-        <w:t xml:space="preserve">Ta mustra bo yunan ku bo ta kere ku loke nan ta hasiendo ta importante.</w:t>
+        <w:t xml:space="preserve">Ta mustra bo yunan ku bo ta kere ku loke nan ta hasi ta importante.</w:t>
       </w:r>
     </w:p>
     <w:p>
@@ -5422,7 +5422,7 @@
         <w:ind w:left="1134" w:right="420" w:hanging="360"/>
       </w:pPr>
       <w:r>
-        <w:t xml:space="preserve">Si bo tin sufisiente tempu, pidi komentario di kada par den un kombersashon di grupo tokante kon e práktika a bai. Si bo tin tiki tempu, pidi 2-3 par boluntario pa kompartí nan eksperensianan.</w:t>
+        <w:t xml:space="preserve">Si bo tin sufisiente tempu, pidi komentario di kada par den un diskushon di grupo tokante kon e práktika a bai. Si bo tin tiki tempu, pidi 2-3 par boluntario pa kompartí nan eksperensianan.</w:t>
       </w:r>
     </w:p>
     <w:p>
@@ -5436,7 +5436,7 @@
         <w:ind w:left="1134" w:right="420" w:hanging="360"/>
       </w:pPr>
       <w:r>
-        <w:t xml:space="preserve">OPSHONAL: Si bo tin tempu, bo por hunga un wega di grupo. Pidi un pareha pa mustra e grupo ki aktividat nan a skohe pa pasa Tempu-pa Abo-ku Bo yu huntu ku nan yu. Nan mester hasi esaki den silensio, miéntras ku otronan den e grupo mester rei e aktividat ku nan a skohe.</w:t>
+        <w:t xml:space="preserve">OPSHONAL: Si bo tin tempu, bo por hunga un wega di grupo. Pidi un par pa mustra e grupo ki aktividat nan a skohe pa pasa Tempu-pa Abo-ku Bo yu huntu ku nan yu. Nan mester hasi esaki den silensio, miéntras ku otronan den e grupo mester rei e aktividat ku nan a skohe.</w:t>
       </w:r>
     </w:p>
     <w:p>

--- a/translations/plh_facilitator_cw/pap/pap_Module 1 - Welcome Session.docx
+++ b/translations/plh_facilitator_cw/pap/pap_Module 1 - Welcome Session.docx
@@ -39,7 +39,7 @@
       <w:bookmarkStart w:colFirst="0" w:colLast="0" w:name="_s7pkvrdav4ml" w:id="1"/>
       <w:bookmarkEnd w:id="1"/>
       <w:r>
-        <w:t xml:space="preserve">PLACHI DI NOMBER</w:t>
+        <w:t xml:space="preserve">KARCHI DI NOMBER</w:t>
       </w:r>
     </w:p>
     <w:p>
@@ -47,7 +47,7 @@
         <w:spacing w:line="360" w:lineRule="auto"/>
       </w:pPr>
       <w:r>
-        <w:t xml:space="preserve">Duna kada mayor/edukadó un plachi di nòmber pa asina tur hende siña e nòmbernan di otronan den e grupo. Tambe ta importante pa bo demonstrá e prinsipio di usa nòmber pa asina mayornan/edukadónan hasi esaki ku nan mes yunan.</w:t>
+        <w:t xml:space="preserve">Duna kada mayor/edukadó un karchi di nòmber pa asina tur hende siña e nòmbernan di otronan den e grupo. Tambe ta importante pa bo demonstrá e prinsipio di usa nòmber pa asina mayornan/edukadónan hasi esaki ku nan mes yunan.</w:t>
       </w:r>
     </w:p>
     <w:p>

--- a/translations/plh_facilitator_cw/pap/pap_Module 1 - Welcome Session.docx
+++ b/translations/plh_facilitator_cw/pap/pap_Module 1 - Welcome Session.docx
@@ -204,7 +204,7 @@
         <w:pStyle w:val="P68B1DB1-Normal1"/>
       </w:pPr>
       <w:r>
-        <w:t xml:space="preserve">Ta bon pa para ketu i drecha postura i moveshonnan suavemente si ta nesesario. </w:t>
+        <w:t xml:space="preserve">Ta bon pa tuma un pousa i ku kuidou drecha postura i moveshonnan si ta nesesario. </w:t>
       </w:r>
     </w:p>
     <w:p>
@@ -847,7 +847,7 @@
               <w:jc w:val="center"/>
             </w:pPr>
             <w:r>
-              <w:t xml:space="preserve">Pokopoko move bo kabes rònt den sírkulonan kompletu (4 biaha)</w:t>
+              <w:t xml:space="preserve">Pokopoko move bo kabes rònt den sirkulonan kompletu (4 biaha)</w:t>
             </w:r>
           </w:p>
           <w:p>
@@ -1055,7 +1055,7 @@
               <w:jc w:val="center"/>
             </w:pPr>
             <w:r>
-              <w:t xml:space="preserve">Sera kara, primi man i trese skouder te na orea. Tene kurpa steif ku rosea</w:t>
+              <w:t xml:space="preserve">Sera kara, primi man i trese skouder te na orea. Tene kurpa steif i tene rosea aden</w:t>
             </w:r>
           </w:p>
         </w:tc>
@@ -1491,7 +1491,7 @@
               <w:pStyle w:val="P68B1DB1-Normal2"/>
             </w:pPr>
             <w:r>
-              <w:t xml:space="preserve">Pia i Ènkel</w:t>
+              <w:t xml:space="preserve">Pia i Enkel</w:t>
             </w:r>
           </w:p>
         </w:tc>

--- a/translations/plh_facilitator_cw/pap/pap_Module 1 - Welcome Session.docx
+++ b/translations/plh_facilitator_cw/pap/pap_Module 1 - Welcome Session.docx
@@ -39,7 +39,7 @@
       <w:bookmarkStart w:colFirst="0" w:colLast="0" w:name="_s7pkvrdav4ml" w:id="1"/>
       <w:bookmarkEnd w:id="1"/>
       <w:r>
-        <w:t xml:space="preserve">KARCHI DI NOMBER</w:t>
+        <w:t xml:space="preserve">'BADGE' DI NOMBER</w:t>
       </w:r>
     </w:p>
     <w:p>
